--- a/docs/VAT-Analytics_Sikkerhed_og_databehandling.docx
+++ b/docs/VAT-Analytics_Sikkerhed_og_databehandling.docx
@@ -70,7 +70,7 @@
           <w:sz w:val="20"/>
           <w:szCs w:val="20"/>
         </w:rPr>
-        <w:t xml:space="preserve">Bal AI · 16. juni 2026 · katalogversion 1.0.0</w:t>
+        <w:t xml:space="preserve">Bal AI · 16. juni 2026 · katalogversion 1.1.0</w:t>
       </w:r>
     </w:p>
     <w:p>
@@ -241,7 +241,7 @@
                 <w:b w:val="false"/>
                 <w:bCs w:val="false"/>
               </w:rPr>
-              <w:t xml:space="preserve">Den uploadede Excel/CSV med transaktioner — kan indeholde modparts-navne, momsnumre m.v.</w:t>
+              <w:t xml:space="preserve">Den uploadede Excel/CSV eller SAF-T-fil med transaktioner — kan indeholde modparts-navne, momsnumre m.v.</w:t>
             </w:r>
           </w:p>
         </w:tc>
@@ -375,7 +375,7 @@
                 <w:b w:val="false"/>
                 <w:bCs w:val="false"/>
               </w:rPr>
-              <w:t xml:space="preserve">Auth-data</w:t>
+              <w:t xml:space="preserve">Bruger-/adgangsdata</w:t>
             </w:r>
           </w:p>
         </w:tc>
@@ -401,7 +401,7 @@
                 <w:b w:val="false"/>
                 <w:bCs w:val="false"/>
               </w:rPr>
-              <w:t xml:space="preserve">Brugernavne + saltede password-hashes (pbkdf2), roller, invitationer.</w:t>
+              <w:t xml:space="preserve">Brugerkonti, roller og adgange håndteres af den centrale BALAI-brugerstyring (auth.balai.dk). Værktøjet gemmer ikke selv passwords.</w:t>
             </w:r>
           </w:p>
         </w:tc>
@@ -427,7 +427,7 @@
                 <w:b w:val="false"/>
                 <w:bCs w:val="false"/>
               </w:rPr>
-              <w:t xml:space="preserve">SQLite på persistent EU-volumen.</w:t>
+              <w:t xml:space="preserve">Fælles Postgres (central auth) — ikke i dette værktøj.</w:t>
             </w:r>
           </w:p>
         </w:tc>
@@ -481,7 +481,7 @@
                 <w:b w:val="false"/>
                 <w:bCs w:val="false"/>
               </w:rPr>
-              <w:t xml:space="preserve">Kun metadata: hændelse, aktør, tidspunkt, IP, filstørrelse, udfald.</w:t>
+              <w:t xml:space="preserve">Kun metadata: hændelse, aktør (email), tidspunkt, IP, filstørrelse, udfald.</w:t>
             </w:r>
           </w:p>
         </w:tc>
@@ -507,7 +507,7 @@
                 <w:b w:val="false"/>
                 <w:bCs w:val="false"/>
               </w:rPr>
-              <w:t xml:space="preserve">SQLite, append-only, EU-volumen.</w:t>
+              <w:t xml:space="preserve">Lokal SQLite, append-only, EU-volumen.</w:t>
             </w:r>
           </w:p>
         </w:tc>
@@ -573,20 +573,20 @@
         <w:spacing w:after="60"/>
       </w:pPr>
       <w:r>
-        <w:t xml:space="preserve">De eneste vedvarende persondata er brugerkonti (navn/brugernavn) og revisionslog-metadata til adgangsstyring og governance — begge på et EU-volumen.</w:t>
-      </w:r>
-    </w:p>
-    <w:p>
-      <w:pPr>
-        <w:pStyle w:val="ListParagraph"/>
-        <w:numPr>
-          <w:ilvl w:val="0"/>
-          <w:numId w:val="2"/>
-        </w:numPr>
-        <w:spacing w:after="60"/>
-      </w:pPr>
-      <w:r>
-        <w:t xml:space="preserve">Passwords gemmes kun som saltede hashes (pbkdf2:sha256). Revisionsloggen indeholder aldrig momsdata/kundedata — kun metadata.</w:t>
+        <w:t xml:space="preserve">De eneste vedvarende persondata i selve værktøjet er revisionslog-metadata (aktørens email m.v.) til governance. Brugerkonti ligger i den centrale BALAI-brugerstyring (fælles Postgres), ikke i værktøjet.</w:t>
+      </w:r>
+    </w:p>
+    <w:p>
+      <w:pPr>
+        <w:pStyle w:val="ListParagraph"/>
+        <w:numPr>
+          <w:ilvl w:val="0"/>
+          <w:numId w:val="2"/>
+        </w:numPr>
+        <w:spacing w:after="60"/>
+      </w:pPr>
+      <w:r>
+        <w:t xml:space="preserve">Værktøjet gemmer ikke passwords; credentials håndteres udelukkende af den centrale brugerstyring. Revisionsloggen indeholder aldrig momsdata/kundedata — kun metadata.</w:t>
       </w:r>
     </w:p>
     <w:p>
@@ -620,59 +620,59 @@
         <w:spacing w:after="60"/>
       </w:pPr>
       <w:r>
-        <w:t xml:space="preserve">Adgang kræver login. Første kørsel opretter administrator via en /setup-side; yderligere brugere oprettes via tidsbegrænsede engangs-invitationslinks. Adskilte roller (administrator/bruger).</w:t>
-      </w:r>
-    </w:p>
-    <w:p>
-      <w:pPr>
-        <w:pStyle w:val="ListParagraph"/>
-        <w:numPr>
-          <w:ilvl w:val="0"/>
-          <w:numId w:val="2"/>
-        </w:numPr>
-        <w:spacing w:after="60"/>
-      </w:pPr>
-      <w:r>
-        <w:t xml:space="preserve">Der findes ingen credentials i kode eller miljøvariabler — den tidligere hardcodede HTTP Basic Auth er fjernet.</w:t>
-      </w:r>
-    </w:p>
-    <w:p>
-      <w:pPr>
-        <w:pStyle w:val="ListParagraph"/>
-        <w:numPr>
-          <w:ilvl w:val="0"/>
-          <w:numId w:val="2"/>
-        </w:numPr>
-        <w:spacing w:after="60"/>
-      </w:pPr>
-      <w:r>
-        <w:t xml:space="preserve">Adgangskoder gemmes som saltede hashes (pbkdf2:sha256, stdlib). Login er timing-sikkert og beskyttet af rate limiting (pr. bruger og pr. IP) i SQLite.</w:t>
-      </w:r>
-    </w:p>
-    <w:p>
-      <w:pPr>
-        <w:pStyle w:val="ListParagraph"/>
-        <w:numPr>
-          <w:ilvl w:val="0"/>
-          <w:numId w:val="2"/>
-        </w:numPr>
-        <w:spacing w:after="60"/>
-      </w:pPr>
-      <w:r>
-        <w:t xml:space="preserve">Alle tilstandsændrende handlinger er CSRF-beskyttede (session-token, konstant-tid-sammenligning; header eller form-felt).</w:t>
-      </w:r>
-    </w:p>
-    <w:p>
-      <w:pPr>
-        <w:pStyle w:val="ListParagraph"/>
-        <w:numPr>
-          <w:ilvl w:val="0"/>
-          <w:numId w:val="2"/>
-        </w:numPr>
-        <w:spacing w:after="60"/>
-      </w:pPr>
-      <w:r>
-        <w:t xml:space="preserve">Analyse-API'erne kræver login; uautoriserede kald får 401 (API) eller omdirigeres til login (web).</w:t>
+        <w:t xml:space="preserve">Adgang kræver login via den centrale BALAI-brugerstyring. Login, opret-administrator (/setup), invitationer og brugeradministration sker KUN centralt på auth.balai.dk — ikke i dette værktøj.</w:t>
+      </w:r>
+    </w:p>
+    <w:p>
+      <w:pPr>
+        <w:pStyle w:val="ListParagraph"/>
+        <w:numPr>
+          <w:ilvl w:val="0"/>
+          <w:numId w:val="2"/>
+        </w:numPr>
+        <w:spacing w:after="60"/>
+      </w:pPr>
+      <w:r>
+        <w:t xml:space="preserve">Værktøjet læser den delte, signerede session-cookie (sat på .balai.dk med samme SECRET_KEY), validerer den mod den fælles Postgres og håndhæver adgang til værktøjets slug «vat» (require_tool).</w:t>
+      </w:r>
+    </w:p>
+    <w:p>
+      <w:pPr>
+        <w:pStyle w:val="ListParagraph"/>
+        <w:numPr>
+          <w:ilvl w:val="0"/>
+          <w:numId w:val="2"/>
+        </w:numPr>
+        <w:spacing w:after="60"/>
+      </w:pPr>
+      <w:r>
+        <w:t xml:space="preserve">Der findes ingen credentials i kode eller miljøvariabler; værktøjet gemmer ingen passwords. Den tidligere hardcodede HTTP Basic Auth er fjernet.</w:t>
+      </w:r>
+    </w:p>
+    <w:p>
+      <w:pPr>
+        <w:pStyle w:val="ListParagraph"/>
+        <w:numPr>
+          <w:ilvl w:val="0"/>
+          <w:numId w:val="2"/>
+        </w:numPr>
+        <w:spacing w:after="60"/>
+      </w:pPr>
+      <w:r>
+        <w:t xml:space="preserve">Alle tilstandsændrende handlinger er CSRF-beskyttede (konstant-tid-sammenligning; header eller form-felt).</w:t>
+      </w:r>
+    </w:p>
+    <w:p>
+      <w:pPr>
+        <w:pStyle w:val="ListParagraph"/>
+        <w:numPr>
+          <w:ilvl w:val="0"/>
+          <w:numId w:val="2"/>
+        </w:numPr>
+        <w:spacing w:after="60"/>
+      </w:pPr>
+      <w:r>
+        <w:t xml:space="preserve">Analyse-API'erne kræver login; uautoriserede kald får 401 (API) eller omdirigeres til den centrale login (web).</w:t>
       </w:r>
     </w:p>
     <w:p>
@@ -748,20 +748,20 @@
         <w:spacing w:after="60"/>
       </w:pPr>
       <w:r>
-        <w:t xml:space="preserve">Brute force mod login: afbødet af rate limiting (pr. bruger/IP) + timing-sikker verifikation.</w:t>
-      </w:r>
-    </w:p>
-    <w:p>
-      <w:pPr>
-        <w:pStyle w:val="ListParagraph"/>
-        <w:numPr>
-          <w:ilvl w:val="0"/>
-          <w:numId w:val="2"/>
-        </w:numPr>
-        <w:spacing w:after="60"/>
-      </w:pPr>
-      <w:r>
-        <w:t xml:space="preserve">Kompromittering af auth-db: passwords er kun hashes; admin-backup bruger SQLites konsistente backup-API og kræver admin + CSRF.</w:t>
+        <w:t xml:space="preserve">Brute force mod login: håndteres af den centrale BALAI-brugerstyring (login/rate-limit ligger på auth.balai.dk); værktøjet validerer kun den signerede session mod den fælles database.</w:t>
+      </w:r>
+    </w:p>
+    <w:p>
+      <w:pPr>
+        <w:pStyle w:val="ListParagraph"/>
+        <w:numPr>
+          <w:ilvl w:val="0"/>
+          <w:numId w:val="2"/>
+        </w:numPr>
+        <w:spacing w:after="60"/>
+      </w:pPr>
+      <w:r>
+        <w:t xml:space="preserve">Forfalskning af session: cookien er signeret (itsdangerous, HMAC) med en SECRET_KEY der deles med central auth; token_version håndhæves, så blokering/revoke slår igennem øjeblikkeligt. Værktøjet har ingen lokal password-database at kompromittere.</w:t>
       </w:r>
     </w:p>
     <w:p>
@@ -777,7 +777,7 @@
         <w:spacing w:after="120"/>
       </w:pPr>
       <w:r>
-        <w:t xml:space="preserve">En append-only revisionslog (egen SQLite-database) registrerer sikkerhedsrelevante hændelser — login (succes/fejl/lockout), logout, oprettelse af administrator/invitationer, brugeradministration og analysekørsler — som metadata (hvem, hvornår, filstørrelse, udfald). Den giver et governance-egnet «hvem gjorde hvad, hvornår»-spor og indeholder aldrig momsnumre, beløb, navne eller andet kundedata.</w:t>
+        <w:t xml:space="preserve">En append-only revisionslog (egen SQLite-database) registrerer værktøjets analysekørsler som metadata (aktørens email, tidspunkt, IP, filstørrelse, udfald). Login-, administrator- og invitationshændelser logges centralt i BALAI-brugerstyringen. Loggen giver et governance-egnet «hvem gjorde hvad, hvornår»-spor og indeholder aldrig momsnumre, beløb, navne eller andet kundedata.</w:t>
       </w:r>
     </w:p>
     <w:p>
